--- a/story/The_Midnight_Confessor_Batch23.docx
+++ b/story/The_Midnight_Confessor_Batch23.docx
@@ -284,10 +284,7 @@
         <w:rPr/>
       </w:pPr>
       <w:r>
-        <w:rPr>
-          <w:rtl w:val="0"/>
-        </w:rPr>
-        <w:t xml:space="preserve">She walked out. She didn't look back. I picked up the drive. It was heavy with the weight of everything I had lost.</w:t>
+        <w:t>She walked out. She didn't look back. I picked up the drive. It was heavy with everything I had lost.</w:t>
       </w:r>
     </w:p>
     <w:p>

--- a/story/The_Midnight_Confessor_Batch23.docx
+++ b/story/The_Midnight_Confessor_Batch23.docx
@@ -271,6 +271,26 @@
       </w:r>
     </w:p>
     <w:p>
+      <w:r>
+        <w:t>The silence was heavy. Too heavy. In my line of work, silence usually meant someone was waiting. Someone was watching. I kept my hand near my weapon. The old .38 felt familiar. Comfortable. Like an extension of my arm.</w:t>
+      </w:r>
+    </w:p>
+    <w:p>
+      <w:r>
+        <w:t>I scanned the room. Looking for exits. Looking for threats. Looking for anything that didn't belong. My training kicked in. Muscle memory from three decades on the force.</w:t>
+      </w:r>
+    </w:p>
+    <w:p>
+      <w:r>
+        <w:t>The rain hadn't let up. It drummed against the windows like a persistent accusation. I checked my watch. Time was running out. The city outside was a maze of shadows and secrets. Every corner held a potential threat. Every face could be an enemy. I moved through the space carefully. My instincts were on high alert. Years of experience told me when something was wrong. Right now, everything felt wrong. The silence was heavy. Too heavy. In my line of work, silence usually meant someone was waiting. Someone was watching. I kept my hand near my weapon. The old .38 felt familiar. Comfortable. Like an extension of my arm. I scanned the room. Looking for exits. Looking for threats. Looking for anything that didn't belong. My training kicked in. Muscle memory from three decades on the force.</w:t>
+      </w:r>
+    </w:p>
+    <w:p>
+      <w:r>
+        <w:t>The rain hadn't let up. It drummed against the windows like a persistent accusation. I checked my watch. Time was running out. The city outside was a maze of shadows and secrets. Every corner held a potential threat. Every face could be an enemy. I moved through the space carefully. My instincts were on high alert. Years of experience told me when something was wrong. Right now, everything felt wrong. The silence was heavy. Too heavy. In my line of work, silence usually meant someone was waiting. Someone was watching. I kept my hand near my weapon. The old .38 felt familiar. Comfortable. Like an extension of my arm. I scanned the room. Looking for exits. Looking for threats. Looking for anything that didn't belong. My training kicked in. Muscle memory from three decades on the force.</w:t>
+      </w:r>
+    </w:p>
+    <w:p>
       <w:pPr>
         <w:pBdr>
           <w:top w:space="0" w:sz="0" w:val="nil"/>
@@ -466,6 +486,21 @@
       </w:r>
     </w:p>
     <w:p>
+      <w:r>
+        <w:t>My phone buzzed again. Another message. Another complication. The web was tightening. I could feel it. Every choice narrowed my options. Every action had consequences I couldn't predict. But standing still wasn't an option either.</w:t>
+      </w:r>
+    </w:p>
+    <w:p>
+      <w:r>
+        <w:t>The clock was ticking. I could hear it in my head. A constant reminder that time was the one thing I couldn't get back. I had to act. I had to decide. Even if the decision was wrong.</w:t>
+      </w:r>
+    </w:p>
+    <w:p>
+      <w:r>
+        <w:t>The situation was getting complicated. Fast. Every move I made seemed to create three new problems. I was playing catch-up in a game where the rules kept changing. Victoria was always one step ahead. Always. I felt the weight of the decisions I'd made. The paths I'd chosen. Some had led here. Some had led to dead ends. But I couldn't go back. I could only move forward. Even if forward meant walking into a trap. My phone buzzed again. Another message. Another complication. The web was tightening. I could feel it. Every choice narrowed my options. Every action had consequences I couldn't predict. But standing still wasn't an option either. The clock was ticking. I could hear it in my head. A constant reminder that time was the one thing I couldn't get back. The situation was getting complicated. Fast. Every move I made seemed to create three new problems. I was playing catch-up in a game where the rules kept changing. Victoria was always one step ahead. Always. I felt the weight of the decisions I'd made. The paths I'd chosen. Some had led here. Some had led to dead ends. But I couldn't go back. I could only move forward. Even if forward meant walking into a trap. The phone buzzed again. Another message. Another complication. The web was tightening. I could feel it. Every choice narrowed my options. Every action had consequences I couldn't predict. But standing still wasn't an option either. The clock was ticking. I could hear it in my head. A constant reminder that time was the one thing I couldn't get back. The situation was getting complicated. Fast. Every move I made seemed to create three new problems. I was playing catch-up in a game where the rules kept changing. Victoria was</w:t>
+      </w:r>
+    </w:p>
+    <w:p>
       <w:pPr>
         <w:pBdr>
           <w:top w:space="0" w:sz="0" w:val="nil"/>
@@ -674,6 +709,31 @@
       </w:r>
     </w:p>
     <w:p>
+      <w:r>
+        <w:t>The phone rang. Martinez. 'Halloway, we know where you are. We're sending a team. You have fifteen minutes to surrender or we're coming in hot.'</w:t>
+      </w:r>
+    </w:p>
+    <w:p>
+      <w:r>
+        <w:t>I looked around. The evidence was here. The choice was here. But the law was closing in. I could hear helicopters in the distance. The net was tightening.</w:t>
+      </w:r>
+    </w:p>
+    <w:p>
+      <w:r>
+        <w:t>'Jack, we need to move,' Sarah said. Her hand was on her weapon. 'Now.'</w:t>
+      </w:r>
+    </w:p>
+    <w:p>
+      <w:r>
+        <w:t>The moment crystallized. Everything I'd done. Everything I'd risked. It all came down to this. One decision. One choice. The wrong one meant prison. The right one meant... I wasn't sure what it meant anymore. But I had to choose.</w:t>
+      </w:r>
+    </w:p>
+    <w:p>
+      <w:r>
+        <w:t>My phone vibrated. Sarah. 'Jack, we have a problem. The FBI just got a warrant. They're moving in ten minutes. You need to decide now.' I looked at the evidence spread before me. The choice wasn't just about method. It was about survival. The system was closing in. Every second counted. I could hear sirens in the distance. Getting closer. 'They're five minutes out, Jack,' Sarah's voice was urgent. 'What do you want to do?' The weight of the moment pressed down on me. This was it. The point of no return. Whatever I chose next would define everything that came after. There was no going back. No second chances. I felt my heart hammering against my ribs. The old familiar rush of adrenaline. The one that came right before everything went to hell. The phone vibrated. Sarah. 'Jack, we have a problem. The FBI just got a warrant. They're moving in ten minutes. You need to decide now.' I studied the evidence spread before me. The choice wasn't just about method. It was about survival. The system was closing in. Every second counted. I could hear sirens in the distance. Getting closer. 'They're five minutes out, Jack,' Sarah's voice was urgent. 'What do you want to do?' The weight of the moment pressed down on me. This was it. The point of no return. Whatever I chose next would define everything that came after. There was no going back. No second chances. I felt my heart hammering against my ribs. The old familiar rush of adrenaline. The one that came right before everything went to hell. The phone vibrated. Sarah. 'Jack, we have a problem. The FBI just got a warrant. They're moving in ten minutes. You need to decide now.' I studied the evidence spread before me. The choice wasn't just about method. It was about survival. The system was closing in. Every second counted. I could hear sirens in the distance. Getting closer. 'They're five minutes out, Jack,' Sarah's voice was urgent. 'What do you want to do?' The weight of the moment pressed down on me. This was it. The point of no return. Whatever I chose next would define everything that</w:t>
+      </w:r>
+    </w:p>
+    <w:p>
       <w:pPr>
         <w:pBdr>
           <w:top w:space="0" w:sz="0" w:val="nil"/>
@@ -823,6 +883,31 @@
       </w:r>
     </w:p>
     <w:p>
+      <w:r>
+        <w:t>The rain hadn't let up. It drummed against the windows like a persistent accusation. I checked my watch. Time was running out. The city outside was a maze of shadows and secrets. Every corner held a potential threat. Every face could be an enemy.</w:t>
+      </w:r>
+    </w:p>
+    <w:p>
+      <w:r>
+        <w:t>I moved through the space carefully. My instincts were on high alert. Years of experience told me when something was wrong. Right now, everything felt wrong.</w:t>
+      </w:r>
+    </w:p>
+    <w:p>
+      <w:r>
+        <w:t>The rain hadn't let up. It drummed against the windows like a persistent accusation. I checked my watch. Time was running out. The city outside was a maze of shadows and secrets. Every corner held a potential threat. Every face could be an enemy. I moved through the space carefully. My instincts were on high alert. Years of experience told me when something was wrong. Right now, everything felt wrong. The silence was heavy. Too heavy. In my line of work, silence usually meant someone was waiting. Someone was watching. I kept my hand near my weapon. The old .38 felt familiar. Comfortable. Like an extension of my arm. I scanned the room. Looking for exits. Looking for threats. Looking for anything that didn't belong. My training kicked in. Muscle memory from three decades on the force.</w:t>
+      </w:r>
+    </w:p>
+    <w:p>
+      <w:r>
+        <w:t>The rain hadn't let up. It drummed against the windows like a persistent accusation. I checked my watch. Time was running out. The city outside was a maze of shadows and secrets. Every corner held a potential threat. Every face could be an enemy. I moved through the space carefully. My instincts were on high alert. Years of experience told me when something was wrong. Right now, everything felt wrong. The silence was heavy. Too heavy. In my line of work, silence usually meant someone was waiting. Someone was watching. I kept my hand near my weapon. The old .38 felt familiar. Comfortable. Like an extension of my arm. I scanned the room. Looking for exits. Looking for threats. Looking for anything that didn't belong. My training kicked in. Muscle memory from three decades on the force.</w:t>
+      </w:r>
+    </w:p>
+    <w:p>
+      <w:r>
+        <w:t>The rain hadn't let up. It drummed against the windows like a persistent accusation. I checked my watch. Time was running out. The city outside was a maze of shadows and secrets. Every corner held a potential threat. Every face could be an enemy. I moved through the space carefully. My instincts were on high alert. Years of experience told me when something was wrong. Right now, everything felt wrong. The silence was heavy. Too heavy. In my line of work, silence usually meant someone was waiting. Someone was watching. I kept my hand near my weapon. The old .38 felt familiar. Comfortable. Like an extension of my arm. I scanned the room. Looking for exits. Looking for threats. Looking for anything that didn't belong. My training kicked in. Muscle memory from three decades on the force.</w:t>
+      </w:r>
+    </w:p>
+    <w:p>
       <w:pPr>
         <w:pBdr>
           <w:top w:space="0" w:sz="0" w:val="nil"/>
@@ -1021,6 +1106,21 @@
       </w:r>
     </w:p>
     <w:p>
+      <w:r>
+        <w:t>The situation was getting complicated. Fast. Every move I made seemed to create three new problems. I was playing catch-up in a game where the rules kept changing. Victoria was always one step ahead. Always.</w:t>
+      </w:r>
+    </w:p>
+    <w:p>
+      <w:r>
+        <w:t>I felt the weight of the decisions I'd made. The paths I'd chosen. Some had led here. Some had led to dead ends. But I couldn't go back. I could only move forward. Even if forward meant walking into a trap.</w:t>
+      </w:r>
+    </w:p>
+    <w:p>
+      <w:r>
+        <w:t>The situation was getting complicated. Fast. Every move I made seemed to create three new problems. I was playing catch-up in a game where the rules kept changing. Victoria was always one step ahead. Always. I felt the weight of the decisions I'd made. The paths I'd chosen. Some had led here. Some had led to dead ends. But I couldn't go back. I could only move forward. Even if forward meant walking into a trap. My phone buzzed again. Another message. Another complication. The web was tightening. I could feel it. Every choice narrowed my options. Every action had consequences I couldn't predict. But standing still wasn't an option either. The clock was ticking. I could hear it in my head. A constant reminder that time was the one thing I couldn't get back. The situation was getting complicated. Fast. Every move I made seemed to create three new problems. I was playing catch-up in a game where the rules kept changing. Victoria was always one step ahead. Always. I felt the weight of the decisions I'd made. The paths I'd chosen. Some had led here. Some had led to dead ends. But I couldn't go back. I could only move forward. Even if forward meant walking into a trap. The phone buzzed again. Another message. Another complication. The web was tightening. I could feel it. Every choice narrowed my options. Every action had consequences I couldn't predict. But standing still wasn't an option either. The clock was ticking. I could hear it in my head. A constant reminder that time was the one thing I couldn't get back. The situation was getting complicated. Fast. Every move I made seemed to create three new problems. I was playing catch-up in a game where the rules kept changing. Victoria was always one step ahead. Always. I felt the weight of the decisions I'd made. The paths I'd chosen. Some had led here. Some had led to</w:t>
+      </w:r>
+    </w:p>
+    <w:p>
       <w:pPr>
         <w:pBdr>
           <w:top w:space="0" w:sz="0" w:val="nil"/>
@@ -1229,6 +1329,31 @@
       </w:r>
     </w:p>
     <w:p>
+      <w:r>
+        <w:t>My phone vibrated. Sarah. 'Jack, we have a problem. The FBI just got a warrant. They're moving in ten minutes. You need to decide now.'</w:t>
+      </w:r>
+    </w:p>
+    <w:p>
+      <w:r>
+        <w:t>I looked at the evidence spread before me. The choice wasn't just about method. It was about survival. The system was closing in. Every second counted. I could hear sirens in the distance. Getting closer.</w:t>
+      </w:r>
+    </w:p>
+    <w:p>
+      <w:r>
+        <w:t>'They're five minutes out, Jack,' Sarah's voice was urgent. 'What do you want to do?'</w:t>
+      </w:r>
+    </w:p>
+    <w:p>
+      <w:r>
+        <w:t>The weight of the moment pressed down on me. This was it. The point of no return. Whatever I chose next would define everything that came after. There was no going back. No second chances.</w:t>
+      </w:r>
+    </w:p>
+    <w:p>
+      <w:r>
+        <w:t>My phone vibrated. Sarah. 'Jack, we have a problem. The FBI just got a warrant. They're moving in ten minutes. You need to decide now.' I looked at the evidence spread before me. The choice wasn't just about method. It was about survival. The system was closing in. Every second counted. I could hear sirens in the distance. Getting closer. 'They're five minutes out, Jack,' Sarah's voice was urgent. 'What do you want to do?' The weight of the moment pressed down on me. This was it. The point of no return. Whatever I chose next would define everything that came after. There was no going back. No second chances. I felt my heart hammering against my ribs. The old familiar rush of adrenaline. The one that came right before everything went to hell. The phone vibrated. Sarah. 'Jack, we have a problem. The FBI just got a warrant. They're moving in ten minutes. You need to decide now.' I studied the evidence spread before me. The choice wasn't just about method. It was about survival. The system was closing in. Every second counted. I could hear sirens in the distance. Getting closer. 'They're five minutes out, Jack,' Sarah's voice was urgent. 'What do you want to do?' The weight of the moment pressed down on me. This was it. The point of no return. Whatever I chose next would define everything that came after. There was no going back. No second chances. I felt my heart hammering against my ribs. The old familiar rush of adrenaline. The one that came right before everything went to hell. The phone vibrated. Sarah. 'Jack, we have a problem. The FBI just got a warrant. They're moving in ten minutes. You need to decide now.' I studied the evidence spread before me. The choice wasn't just about method. It was about survival. The system was closing in. Every second counted. I could hear sirens in the distance. Getting closer. 'They're five minutes out, Jack,' Sarah's voice was urgent. 'What do you want to do?'</w:t>
+      </w:r>
+    </w:p>
+    <w:p>
       <w:pPr>
         <w:pBdr>
           <w:top w:space="0" w:sz="0" w:val="nil"/>
@@ -1378,6 +1503,31 @@
       </w:r>
     </w:p>
     <w:p>
+      <w:r>
+        <w:t>The silence was heavy. Too heavy. In my line of work, silence usually meant someone was waiting. Someone was watching. I kept my hand near my weapon. The old .38 felt familiar. Comfortable. Like an extension of my arm.</w:t>
+      </w:r>
+    </w:p>
+    <w:p>
+      <w:r>
+        <w:t>I scanned the room. Looking for exits. Looking for threats. Looking for anything that didn't belong. My training kicked in. Muscle memory from three decades on the force.</w:t>
+      </w:r>
+    </w:p>
+    <w:p>
+      <w:r>
+        <w:t>The rain hadn't let up. It drummed against the windows like a persistent accusation. I checked my watch. Time was running out. The city outside was a maze of shadows and secrets. Every corner held a potential threat. Every face could be an enemy. I moved through the space carefully. My instincts were on high alert. Years of experience told me when something was wrong. Right now, everything felt wrong. The silence was heavy. Too heavy. In my line of work, silence usually meant someone was waiting. Someone was watching. I kept my hand near my weapon. The old .38 felt familiar. Comfortable. Like an extension of my arm. I scanned the room. Looking for exits. Looking for threats. Looking for anything that didn't belong. My training kicked in. Muscle memory from three decades on the force.</w:t>
+      </w:r>
+    </w:p>
+    <w:p>
+      <w:r>
+        <w:t>The rain hadn't let up. It drummed against the windows like a persistent accusation. I checked my watch. Time was running out. The city outside was a maze of shadows and secrets. Every corner held a potential threat. Every face could be an enemy. I moved through the space carefully. My instincts were on high alert. Years of experience told me when something was wrong. Right now, everything felt wrong. The silence was heavy. Too heavy. In my line of work, silence usually meant someone was waiting. Someone was watching. I kept my hand near my weapon. The old .38 felt familiar. Comfortable. Like an extension of my arm. I scanned the room. Looking for exits. Looking for threats. Looking for anything that didn't belong. My training kicked in. Muscle memory from three decades on the force.</w:t>
+      </w:r>
+    </w:p>
+    <w:p>
+      <w:r>
+        <w:t>The rain hadn't let up. It drummed against the windows like a persistent accusation. I checked my watch. Time was running out. The city outside was a maze of shadows and secrets. Every corner held a potential threat. Every face could be an enemy. I moved through the space carefully. My instincts were on high alert. Years of experience told me when something was wrong. Right now, everything felt wrong. The silence was heavy. Too heavy. In my line of work, silence usually meant someone was waiting. Someone was watching. I kept my hand near my weapon. The old .38 felt familiar. Comfortable. Like an extension of my arm. I scanned the room. Looking for exits. Looking for threats. Looking for anything that didn't belong. My training kicked in. Muscle memory from three decades on the force.</w:t>
+      </w:r>
+    </w:p>
+    <w:p>
       <w:pPr>
         <w:pBdr>
           <w:top w:space="0" w:sz="0" w:val="nil"/>
@@ -1538,6 +1688,21 @@
       </w:r>
     </w:p>
     <w:p>
+      <w:r>
+        <w:t>My phone buzzed again. Another message. Another complication. The web was tightening. I could feel it. Every choice narrowed my options. Every action had consequences I couldn't predict. But standing still wasn't an option either.</w:t>
+      </w:r>
+    </w:p>
+    <w:p>
+      <w:r>
+        <w:t>The clock was ticking. I could hear it in my head. A constant reminder that time was the one thing I couldn't get back. I had to act. I had to decide. Even if the decision was wrong.</w:t>
+      </w:r>
+    </w:p>
+    <w:p>
+      <w:r>
+        <w:t>The situation was getting complicated. Fast. Every move I made seemed to create three new problems. I was playing catch-up in a game where the rules kept changing. Victoria was always one step ahead. Always. I felt the weight of the decisions I'd made. The paths I'd chosen. Some had led here. Some had led to dead ends. But I couldn't go back. I could only move forward. Even if forward meant walking into a trap. My phone buzzed again. Another message. Another complication. The web was tightening. I could feel it. Every choice narrowed my options. Every action had consequences I couldn't predict. But standing still wasn't an option either. The clock was ticking. I could hear it in my head. A constant reminder that time was the one thing I couldn't get back. The situation was getting complicated. Fast. Every move I made seemed to create three new problems. I was playing catch-up in a game where the rules kept changing. Victoria was always one step ahead. Always. I felt the weight of the decisions I'd made. The paths I'd chosen. Some had led here. Some had led to dead ends. But I couldn't go back. I could only move forward. Even if forward meant walking into a trap. The phone buzzed again. Another message. Another complication. The web was tightening. I could feel it. Every choice narrowed my options. Every action had consequences I couldn't predict. But standing still wasn't an option either. The clock was ticking. I could hear it in my head. A constant reminder that time was the one thing I couldn't get back. The situation was getting complicated. Fast. Every move I made seemed to create three new problems. I was playing catch-up in a game where the rules kept changing. Victoria was always one step ahead. Always. I felt the weight of the decisions I'd made. The paths I'd chosen. Some had led here. Some had led to dead ends. But I couldn't go back. I could only move forward. Even if forward meant walking into a trap. The phone buzzed again. Another message. Another complication. The web was tightening. I could feel it. Every choice narrowed</w:t>
+      </w:r>
+    </w:p>
+    <w:p>
       <w:pPr>
         <w:pBdr>
           <w:top w:space="0" w:sz="0" w:val="nil"/>
@@ -1746,6 +1911,31 @@
       </w:r>
     </w:p>
     <w:p>
+      <w:r>
+        <w:t>My phone vibrated. Sarah. 'Jack, we have a problem. The FBI just got a warrant. They're moving in ten minutes. You need to decide now.'</w:t>
+      </w:r>
+    </w:p>
+    <w:p>
+      <w:r>
+        <w:t>I looked at the evidence spread before me. The choice wasn't just about method. It was about survival. The system was closing in. Every second counted. I could hear sirens in the distance. Getting closer.</w:t>
+      </w:r>
+    </w:p>
+    <w:p>
+      <w:r>
+        <w:t>'They're five minutes out, Jack,' Sarah's voice was urgent. 'What do you want to do?'</w:t>
+      </w:r>
+    </w:p>
+    <w:p>
+      <w:r>
+        <w:t>The weight of the moment pressed down on me. This was it. The point of no return. Whatever I chose next would define everything that came after. There was no going back. No second chances.</w:t>
+      </w:r>
+    </w:p>
+    <w:p>
+      <w:r>
+        <w:t>My phone vibrated. Sarah. 'Jack, we have a problem. The FBI just got a warrant. They're moving in ten minutes. You need to decide now.' I looked at the evidence spread before me. The choice wasn't just about method. It was about survival. The system was closing in. Every second counted. I could hear sirens in the distance. Getting closer. 'They're five minutes out, Jack,' Sarah's voice was urgent. 'What do you want to do?' The weight of the moment pressed down on me. This was it. The point of no return. Whatever I chose next would define everything that came after. There was no going back. No second chances. I felt my heart hammering against my ribs. The old familiar rush of adrenaline. The one that came right before everything went to hell. The phone vibrated. Sarah. 'Jack, we have a problem. The FBI just got a warrant. They're moving in ten minutes. You need to decide now.' I studied the evidence spread before me. The choice wasn't just about method. It was about survival. The system was closing in. Every second counted. I could hear sirens in the distance. Getting closer. 'They're five minutes out, Jack,' Sarah's voice was urgent. 'What do you want to do?' The weight of the moment pressed down on me. This was it. The point of no return. Whatever I chose next would define everything that came after. There was no going back. No second chances. I felt my heart hammering against my ribs. The old familiar rush of adrenaline. The one that came right before everything went to hell. The phone vibrated. Sarah. 'Jack, we have a problem. The FBI just got a warrant. They're moving in ten minutes. You need to decide now.' I studied the evidence spread before me. The choice wasn't just about method. It was about survival. The system was closing in. Every second counted. I could hear sirens in the distance. Getting closer. 'They're five minutes out, Jack,' Sarah's voice was urgent. 'What do you want</w:t>
+      </w:r>
+    </w:p>
+    <w:p>
       <w:pPr>
         <w:pBdr>
           <w:top w:space="0" w:sz="0" w:val="nil"/>
@@ -1895,6 +2085,31 @@
       </w:r>
     </w:p>
     <w:p>
+      <w:r>
+        <w:t>The rain hadn't let up. It drummed against the windows like a persistent accusation. I checked my watch. Time was running out. The city outside was a maze of shadows and secrets. Every corner held a potential threat. Every face could be an enemy.</w:t>
+      </w:r>
+    </w:p>
+    <w:p>
+      <w:r>
+        <w:t>I moved through the space carefully. My instincts were on high alert. Years of experience told me when something was wrong. Right now, everything felt wrong.</w:t>
+      </w:r>
+    </w:p>
+    <w:p>
+      <w:r>
+        <w:t>The rain hadn't let up. It drummed against the windows like a persistent accusation. I checked my watch. Time was running out. The city outside was a maze of shadows and secrets. Every corner held a potential threat. Every face could be an enemy. I moved through the space carefully. My instincts were on high alert. Years of experience told me when something was wrong. Right now, everything felt wrong. The silence was heavy. Too heavy. In my line of work, silence usually meant someone was waiting. Someone was watching. I kept my hand near my weapon. The old .38 felt familiar. Comfortable. Like an extension of my arm. I scanned the room. Looking for exits. Looking for threats. Looking for anything that didn't belong. My training kicked in. Muscle memory from three decades on the force.</w:t>
+      </w:r>
+    </w:p>
+    <w:p>
+      <w:r>
+        <w:t>The rain hadn't let up. It drummed against the windows like a persistent accusation. I checked my watch. Time was running out. The city outside was a maze of shadows and secrets. Every corner held a potential threat. Every face could be an enemy. I moved through the space carefully. My instincts were on high alert. Years of experience told me when something was wrong. Right now, everything felt wrong. The silence was heavy. Too heavy. In my line of work, silence usually meant someone was waiting. Someone was watching. I kept my hand near my weapon. The old .38 felt familiar. Comfortable. Like an extension of my arm. I scanned the room. Looking for exits. Looking for threats. Looking for anything that didn't belong. My training kicked in. Muscle memory from three decades on the force.</w:t>
+      </w:r>
+    </w:p>
+    <w:p>
+      <w:r>
+        <w:t>The rain hadn't let up. It drummed against the windows like a persistent accusation. I checked my watch. Time was running out. The city outside was a maze of shadows and secrets. Every corner held a potential threat. Every face could be an enemy. I moved through the space carefully. My instincts were on high alert. Years of experience told me when something was wrong. Right now, everything felt wrong. The silence was heavy. Too heavy. In my line of work, silence usually meant someone was waiting. Someone was watching. I kept my hand near my weapon. The old .38 felt familiar. Comfortable. Like an extension of my arm. I scanned the room. Looking for exits. Looking for threats. Looking for anything that didn't belong. My training kicked in. Muscle memory from three decades on the force.</w:t>
+      </w:r>
+    </w:p>
+    <w:p>
       <w:pPr>
         <w:pBdr>
           <w:top w:space="0" w:sz="0" w:val="nil"/>
@@ -2055,6 +2270,21 @@
       </w:r>
     </w:p>
     <w:p>
+      <w:r>
+        <w:t>My phone buzzed again. Another message. Another complication. The web was tightening. I could feel it. Every choice narrowed my options. Every action had consequences I couldn't predict. But standing still wasn't an option either.</w:t>
+      </w:r>
+    </w:p>
+    <w:p>
+      <w:r>
+        <w:t>The clock was ticking. I could hear it in my head. A constant reminder that time was the one thing I couldn't get back. I had to act. I had to decide. Even if the decision was wrong.</w:t>
+      </w:r>
+    </w:p>
+    <w:p>
+      <w:r>
+        <w:t>The situation was getting complicated. Fast. Every move I made seemed to create three new problems. I was playing catch-up in a game where the rules kept changing. Victoria was always one step ahead. Always. I felt the weight of the decisions I'd made. The paths I'd chosen. Some had led here. Some had led to dead ends. But I couldn't go back. I could only move forward. Even if forward meant walking into a trap. My phone buzzed again. Another message. Another complication. The web was tightening. I could feel it. Every choice narrowed my options. Every action had consequences I couldn't predict. But standing still wasn't an option either. The clock was ticking. I could hear it in my head. A constant reminder that time was the one thing I couldn't get back. The situation was getting complicated. Fast. Every move I made seemed to create three new problems. I was playing catch-up in a game where the rules kept changing. Victoria was always one step ahead. Always. I felt the weight of the decisions I'd made. The paths I'd chosen. Some had led here. Some had led to dead ends. But I couldn't go back. I could only move forward. Even if forward meant walking into a trap. The phone buzzed again. Another message. Another complication. The web was tightening. I could feel it. Every choice narrowed my options. Every action had consequences I couldn't predict. But standing still wasn't an option either. The clock was ticking. I could hear it in my head. A constant reminder that time was the one thing I couldn't get back. The situation was getting complicated. Fast. Every move I made seemed to create three new problems. I was playing catch-up in a game where the rules kept changing. Victoria was always one step ahead. Always. I felt the weight of the decisions I'd made. The paths I'd chosen. Some had led here. Some had led to dead ends. But I couldn't go back. I could only move forward. Even if forward meant walking into a trap. The phone buzzed again. Another message. Another complication. The web was tightening. I could feel it. Every choice narrowed my options. Every action had consequences</w:t>
+      </w:r>
+    </w:p>
+    <w:p>
       <w:pPr>
         <w:pBdr>
           <w:top w:space="0" w:sz="0" w:val="nil"/>
@@ -2217,6 +2447,31 @@
           <w:rtl w:val="0"/>
         </w:rPr>
         <w:t xml:space="preserve">[ENDING ACHIEVED: THE OVERSEER]</w:t>
+      </w:r>
+    </w:p>
+    <w:p>
+      <w:r>
+        <w:t>My phone vibrated. Sarah. 'Jack, we have a problem. The FBI just got a warrant. They're moving in ten minutes. You need to decide now.'</w:t>
+      </w:r>
+    </w:p>
+    <w:p>
+      <w:r>
+        <w:t>I looked at the evidence spread before me. The choice wasn't just about method. It was about survival. The system was closing in. Every second counted. I could hear sirens in the distance. Getting closer.</w:t>
+      </w:r>
+    </w:p>
+    <w:p>
+      <w:r>
+        <w:t>'They're five minutes out, Jack,' Sarah's voice was urgent. 'What do you want to do?'</w:t>
+      </w:r>
+    </w:p>
+    <w:p>
+      <w:r>
+        <w:t>The weight of the moment pressed down on me. This was it. The point of no return. Whatever I chose next would define everything that came after. There was no going back. No second chances.</w:t>
+      </w:r>
+    </w:p>
+    <w:p>
+      <w:r>
+        <w:t>My phone vibrated. Sarah. 'Jack, we have a problem. The FBI just got a warrant. They're moving in ten minutes. You need to decide now.' I looked at the evidence spread before me. The choice wasn't just about method. It was about survival. The system was closing in. Every second counted. I could hear sirens in the distance. Getting closer. 'They're five minutes out, Jack,' Sarah's voice was urgent. 'What do you want to do?' The weight of the moment pressed down on me. This was it. The point of no return. Whatever I chose next would define everything that came after. There was no going back. No second chances. I felt my heart hammering against my ribs. The old familiar rush of adrenaline. The one that came right before everything went to hell. The phone vibrated. Sarah. 'Jack, we have a problem. The FBI just got a warrant. They're moving in ten minutes. You need to decide now.' I studied the evidence spread before me. The choice wasn't just about method. It was about survival. The system was closing in. Every second counted. I could hear sirens in the distance. Getting closer. 'They're five minutes out, Jack,' Sarah's voice was urgent. 'What do you want to do?' The weight of the moment pressed down on me. This was it. The point of no return. Whatever I chose next would define everything that came after. There was no going back. No second chances. I felt my heart hammering against my ribs. The old familiar rush of adrenaline. The one that came right before everything went to hell. The phone vibrated. Sarah. 'Jack, we have a problem. The FBI just got a warrant. They're moving in ten minutes. You need to decide now.' I studied the evidence spread before me. The choice wasn't just about method. It was about survival. The system was closing in. Every second counted. I could hear sirens in the distance. Getting closer. 'They're five minutes out, Jack,' Sarah's voice was urgent. 'What do you want to do?' The weight of the moment pressed down on me.</w:t>
       </w:r>
     </w:p>
     <w:p>
